--- a/public/gallery/examples/project-manager/ja/resume.docx
+++ b/public/gallery/examples/project-manager/ja/resume.docx
@@ -66,7 +66,7 @@
         </w:rPr>
         <w:t xml:space="preserve">📧 </w:t>
       </w:r>
-      <w:hyperlink w:history="1" r:id="rIdcsphi1-tfyay_tseg6kb6">
+      <w:hyperlink w:history="1" r:id="rId34bo2k9fua5hxfkicmcfa">
         <w:r>
           <w:rPr>
             <w:sz w:val="18"/>
@@ -89,7 +89,7 @@
         </w:rPr>
         <w:t xml:space="preserve">🔗 </w:t>
       </w:r>
-      <w:hyperlink w:history="1" r:id="rId41vnkwhxmr1y-e3gimnvy">
+      <w:hyperlink w:history="1" r:id="rId28cerfnp-hgpogz-0zwfl">
         <w:r>
           <w:rPr>
             <w:sz w:val="18"/>
@@ -124,7 +124,7 @@
         <w:spacing w:after="200" w:line="276"/>
         <w:jc w:val="center"/>
       </w:pPr>
-      <w:hyperlink w:history="1" r:id="rIdr6ckykjrtb65a9somzjqu">
+      <w:hyperlink w:history="1" r:id="rIdo9iugejqov8rt3-1k5478">
         <w:r>
           <w:rPr>
             <w:sz w:val="18"/>
@@ -140,7 +140,7 @@
         </w:rPr>
         <w:t xml:space="preserve"> • </w:t>
       </w:r>
-      <w:hyperlink w:history="1" r:id="rIdanplhehf_rrbu_e23h1xa">
+      <w:hyperlink w:history="1" r:id="rIdc5ravzyvkdbahh6xbim3h">
         <w:r>
           <w:rPr>
             <w:sz w:val="18"/>
@@ -156,7 +156,7 @@
         </w:rPr>
         <w:t xml:space="preserve"> • </w:t>
       </w:r>
-      <w:hyperlink w:history="1" r:id="rIdyymgllqjtub8pg5iqtxy9">
+      <w:hyperlink w:history="1" r:id="rIdfyosx3nnfn3fpxl_jqblq">
         <w:r>
           <w:rPr>
             <w:sz w:val="18"/>
@@ -315,7 +315,7 @@
         </w:rPr>
         <w:t xml:space="preserve">	</w:t>
       </w:r>
-      <w:hyperlink w:history="1" r:id="rIdvluzrdgniscvftnlcdtzj">
+      <w:hyperlink w:history="1" r:id="rIdi0poh318e-p2z6km4eztw">
         <w:r>
           <w:rPr>
             <w:sz w:val="18"/>
@@ -459,7 +459,7 @@
         </w:rPr>
         <w:t xml:space="preserve">	</w:t>
       </w:r>
-      <w:hyperlink w:history="1" r:id="rId_4woq_x9b3bc4euebxvl1">
+      <w:hyperlink w:history="1" r:id="rIdd_3so5puej96wkob1zmlu">
         <w:r>
           <w:rPr>
             <w:sz w:val="18"/>
@@ -603,7 +603,7 @@
         </w:rPr>
         <w:t xml:space="preserve">	</w:t>
       </w:r>
-      <w:hyperlink w:history="1" r:id="rIdhew9bjvetrglo805kfbpb">
+      <w:hyperlink w:history="1" r:id="rIdf3hx3inygmfecfnnzsmw1">
         <w:r>
           <w:rPr>
             <w:sz w:val="18"/>
@@ -785,7 +785,7 @@
         </w:rPr>
         <w:t xml:space="preserve">	</w:t>
       </w:r>
-      <w:hyperlink w:history="1" r:id="rIdkuxiupdep2yyc_otgq8qc">
+      <w:hyperlink w:history="1" r:id="rIds1aws3lzuu2ibuhezypao">
         <w:r>
           <w:rPr>
             <w:sz w:val="18"/>
@@ -967,7 +967,7 @@
         </w:rPr>
         <w:t xml:space="preserve">	</w:t>
       </w:r>
-      <w:hyperlink w:history="1" r:id="rIdael8hhikxbw4nzngviud9">
+      <w:hyperlink w:history="1" r:id="rIdbejpfqhxx7s0jylk4hsk8">
         <w:r>
           <w:rPr>
             <w:sz w:val="18"/>
@@ -1475,7 +1475,7 @@
         </w:rPr>
         <w:t xml:space="preserve">	</w:t>
       </w:r>
-      <w:hyperlink w:history="1" r:id="rId8ojsw36zvazj3sgl1qcav">
+      <w:hyperlink w:history="1" r:id="rIdkt7pwlv2hlayizfv5zmjs">
         <w:r>
           <w:rPr>
             <w:sz w:val="18"/>
@@ -1541,7 +1541,7 @@
         </w:rPr>
         <w:t xml:space="preserve">	</w:t>
       </w:r>
-      <w:hyperlink w:history="1" r:id="rIdazomjc4grepurdb3anfpi">
+      <w:hyperlink w:history="1" r:id="rIdcjzxlpyxcrbgpo1yh8np5">
         <w:r>
           <w:rPr>
             <w:sz w:val="18"/>
@@ -1607,7 +1607,7 @@
         </w:rPr>
         <w:t xml:space="preserve">	</w:t>
       </w:r>
-      <w:hyperlink w:history="1" r:id="rIdpfqclxnnp9h2mjp1lscrl">
+      <w:hyperlink w:history="1" r:id="rIdrzlg69l_njuks4fce3xft">
         <w:r>
           <w:rPr>
             <w:sz w:val="18"/>
@@ -1692,7 +1692,7 @@
         </w:rPr>
         <w:t xml:space="preserve">	</w:t>
       </w:r>
-      <w:hyperlink w:history="1" r:id="rIdg1gvjqq0ydh50mlyxrve_">
+      <w:hyperlink w:history="1" r:id="rIdoa2vdz--0uhqxaujjql0h">
         <w:r>
           <w:rPr>
             <w:sz w:val="18"/>
@@ -1834,7 +1834,7 @@
         </w:rPr>
         <w:t xml:space="preserve">	</w:t>
       </w:r>
-      <w:hyperlink w:history="1" r:id="rIdm2vr64mo0sezyxd7n3z8r">
+      <w:hyperlink w:history="1" r:id="rIdckmjzzacl1qmpu1xze4hc">
         <w:r>
           <w:rPr>
             <w:sz w:val="18"/>
@@ -1978,7 +1978,7 @@
         </w:rPr>
         <w:t xml:space="preserve">	</w:t>
       </w:r>
-      <w:hyperlink w:history="1" r:id="rId2gsrmxsetebyy3h81j61t">
+      <w:hyperlink w:history="1" r:id="rIditchqmg34pwoc2uenvj8u">
         <w:r>
           <w:rPr>
             <w:sz w:val="18"/>
@@ -2223,7 +2223,7 @@
         </w:rPr>
         <w:t xml:space="preserve">	</w:t>
       </w:r>
-      <w:hyperlink w:history="1" r:id="rIdknhg07m8opbmjq30rdrfo">
+      <w:hyperlink w:history="1" r:id="rId5om68dzyzgry51uybocsu">
         <w:r>
           <w:rPr>
             <w:sz w:val="18"/>
